--- a/GeneWeaver_1M_scaling_changes.docx
+++ b/GeneWeaver_1M_scaling_changes.docx
@@ -6,6 +6,7 @@
       <w:pPr>
         <w:spacing w:after="60"/>
       </w:pPr>
+      <w:proofErr w:type="spellStart"/>
       <w:r>
         <w:rPr>
           <w:b/>
@@ -16,6 +17,7 @@
         </w:rPr>
         <w:t>GeneWeaver</w:t>
       </w:r>
+      <w:proofErr w:type="spellEnd"/>
     </w:p>
     <w:p>
       <w:pPr>
@@ -57,7 +59,23 @@
         <w:t>consume</w:t>
       </w:r>
       <w:r>
-        <w:t>, reducing device memory from O(n·m) to O(n+m) — 10.38 MB at 1M × 1M, a 385,543× reduction — while preserving the shared-memory tiling and producing identical scores.</w:t>
+        <w:t>, reducing device memory from O(</w:t>
+      </w:r>
+      <w:proofErr w:type="spellStart"/>
+      <w:r>
+        <w:t>n·m</w:t>
+      </w:r>
+      <w:proofErr w:type="spellEnd"/>
+      <w:r>
+        <w:t>) to O(</w:t>
+      </w:r>
+      <w:proofErr w:type="spellStart"/>
+      <w:r>
+        <w:t>n+m</w:t>
+      </w:r>
+      <w:proofErr w:type="spellEnd"/>
+      <w:r>
+        <w:t>) — 10.38 MB at 1M × 1M, a 385,543× reduction — while preserving the shared-memory tiling and producing identical scores.</w:t>
       </w:r>
     </w:p>
     <w:p>
@@ -470,8 +488,19 @@
                 <w:sz w:val="18"/>
                 <w:szCs w:val="18"/>
               </w:rPr>
-              <w:t>124 ms</w:t>
-            </w:r>
+              <w:t xml:space="preserve">124 </w:t>
+            </w:r>
+            <w:proofErr w:type="spellStart"/>
+            <w:r>
+              <w:rPr>
+                <w:rFonts w:ascii="Consolas" w:eastAsia="Consolas" w:hAnsi="Consolas" w:cs="Consolas"/>
+                <w:color w:val="000000"/>
+                <w:sz w:val="18"/>
+                <w:szCs w:val="18"/>
+              </w:rPr>
+              <w:t>ms</w:t>
+            </w:r>
+            <w:proofErr w:type="spellEnd"/>
           </w:p>
         </w:tc>
         <w:tc>
@@ -497,8 +526,19 @@
                 <w:sz w:val="18"/>
                 <w:szCs w:val="18"/>
               </w:rPr>
-              <w:t>1 ms</w:t>
-            </w:r>
+              <w:t xml:space="preserve">1 </w:t>
+            </w:r>
+            <w:proofErr w:type="spellStart"/>
+            <w:r>
+              <w:rPr>
+                <w:rFonts w:ascii="Consolas" w:eastAsia="Consolas" w:hAnsi="Consolas" w:cs="Consolas"/>
+                <w:color w:val="000000"/>
+                <w:sz w:val="18"/>
+                <w:szCs w:val="18"/>
+              </w:rPr>
+              <w:t>ms</w:t>
+            </w:r>
+            <w:proofErr w:type="spellEnd"/>
           </w:p>
         </w:tc>
         <w:tc>
@@ -1400,8 +1440,21 @@
         </w:numPr>
         <w:spacing w:after="60" w:line="276" w:lineRule="auto"/>
       </w:pPr>
-      <w:r>
-        <w:t>h_d[j] — bottom-row value for column j, written by the most recent tile in that tile-column. Size m+1, seeded with dp[0][j] = j × gap.</w:t>
+      <w:proofErr w:type="spellStart"/>
+      <w:r>
+        <w:t>h_d</w:t>
+      </w:r>
+      <w:proofErr w:type="spellEnd"/>
+      <w:r>
+        <w:t xml:space="preserve">[j] — bottom-row value for column j, written by the most recent tile in that tile-column. Size m+1, seeded with </w:t>
+      </w:r>
+      <w:proofErr w:type="spellStart"/>
+      <w:r>
+        <w:t>dp</w:t>
+      </w:r>
+      <w:proofErr w:type="spellEnd"/>
+      <w:r>
+        <w:t>[0][j] = j × gap.</w:t>
       </w:r>
     </w:p>
     <w:p>
@@ -1413,8 +1466,53 @@
         </w:numPr>
         <w:spacing w:after="60" w:line="276" w:lineRule="auto"/>
       </w:pPr>
-      <w:r>
-        <w:t>v_d[i] — right-column value for row i, written by the most recent tile in that tile-row. Size n+1, seeded with dp[i][0] = i × gap.</w:t>
+      <w:proofErr w:type="spellStart"/>
+      <w:r>
+        <w:t>v_d</w:t>
+      </w:r>
+      <w:proofErr w:type="spellEnd"/>
+      <w:r>
+        <w:t>[</w:t>
+      </w:r>
+      <w:proofErr w:type="spellStart"/>
+      <w:r>
+        <w:t>i</w:t>
+      </w:r>
+      <w:proofErr w:type="spellEnd"/>
+      <w:r>
+        <w:t xml:space="preserve">] — right-column value for row </w:t>
+      </w:r>
+      <w:proofErr w:type="spellStart"/>
+      <w:r>
+        <w:t>i</w:t>
+      </w:r>
+      <w:proofErr w:type="spellEnd"/>
+      <w:r>
+        <w:t xml:space="preserve">, written by the most recent tile in that tile-row. Size n+1, seeded with </w:t>
+      </w:r>
+      <w:proofErr w:type="spellStart"/>
+      <w:r>
+        <w:t>dp</w:t>
+      </w:r>
+      <w:proofErr w:type="spellEnd"/>
+      <w:r>
+        <w:t>[</w:t>
+      </w:r>
+      <w:proofErr w:type="spellStart"/>
+      <w:r>
+        <w:t>i</w:t>
+      </w:r>
+      <w:proofErr w:type="spellEnd"/>
+      <w:r>
+        <w:t xml:space="preserve">][0] = </w:t>
+      </w:r>
+      <w:proofErr w:type="spellStart"/>
+      <w:r>
+        <w:t>i</w:t>
+      </w:r>
+      <w:proofErr w:type="spellEnd"/>
+      <w:r>
+        <w:t xml:space="preserve"> × gap.</w:t>
       </w:r>
     </w:p>
     <w:p>
@@ -1435,7 +1533,15 @@
         <w:spacing w:after="160" w:line="276" w:lineRule="auto"/>
       </w:pPr>
       <w:r>
-        <w:t>A tile reads one corner, one row segment and one column segment, computes its 32 × 32 block entirely in shared memory across 63 intra-tile anti-diagonals, then writes its own last row, last column and corner back. The final score is h_d[m]. Total: 4(n+1) + 4(m+1) + 12⌈m/32⌉ + n + m bytes.</w:t>
+        <w:t xml:space="preserve">A tile reads one corner, one row segment and one column segment, computes its 32 × 32 block entirely in shared memory across 63 intra-tile anti-diagonals, then writes its own last row, last column and corner back. The final score is </w:t>
+      </w:r>
+      <w:proofErr w:type="spellStart"/>
+      <w:r>
+        <w:t>h_d</w:t>
+      </w:r>
+      <w:proofErr w:type="spellEnd"/>
+      <w:r>
+        <w:t>[m]. Total: 4(n+1) + 4(m+1) + 12⌈m/32⌉ + n + m bytes.</w:t>
       </w:r>
     </w:p>
     <w:p>
@@ -1470,7 +1576,15 @@
         <w:spacing w:after="120" w:line="276" w:lineRule="auto"/>
       </w:pPr>
       <w:r>
-        <w:t>A tile on tile-diagonal D needs dp[i0−</w:t>
+        <w:t xml:space="preserve">A tile on tile-diagonal D needs </w:t>
+      </w:r>
+      <w:proofErr w:type="spellStart"/>
+      <w:r>
+        <w:t>dp</w:t>
+      </w:r>
+      <w:proofErr w:type="spellEnd"/>
+      <w:r>
+        <w:t>[i0−</w:t>
       </w:r>
       <w:proofErr w:type="gramStart"/>
       <w:r>
@@ -1494,6 +1608,7 @@
         <w:shd w:val="clear" w:color="auto" w:fill="F2F2F2"/>
         <w:ind w:left="240" w:right="120"/>
       </w:pPr>
+      <w:proofErr w:type="spellStart"/>
       <w:r>
         <w:rPr>
           <w:rFonts w:ascii="Consolas" w:eastAsia="Consolas" w:hAnsi="Consolas" w:cs="Consolas"/>
@@ -1511,9 +1626,9 @@
           <w:szCs w:val="17"/>
           <w:shd w:val="clear" w:color="auto" w:fill="F2F2F2"/>
         </w:rPr>
-        <w:t>in  =</w:t>
-      </w:r>
-      <w:proofErr w:type="gramEnd"/>
+        <w:t>in</w:t>
+      </w:r>
+      <w:proofErr w:type="spellEnd"/>
       <w:r>
         <w:rPr>
           <w:rFonts w:ascii="Consolas" w:eastAsia="Consolas" w:hAnsi="Consolas" w:cs="Consolas"/>
@@ -1521,9 +1636,9 @@
           <w:szCs w:val="17"/>
           <w:shd w:val="clear" w:color="auto" w:fill="F2F2F2"/>
         </w:rPr>
-        <w:t xml:space="preserve"> </w:t>
-      </w:r>
-      <w:proofErr w:type="gramStart"/>
+        <w:t xml:space="preserve">  =</w:t>
+      </w:r>
+      <w:proofErr w:type="gramEnd"/>
       <w:r>
         <w:rPr>
           <w:rFonts w:ascii="Consolas" w:eastAsia="Consolas" w:hAnsi="Consolas" w:cs="Consolas"/>
@@ -1531,9 +1646,9 @@
           <w:szCs w:val="17"/>
           <w:shd w:val="clear" w:color="auto" w:fill="F2F2F2"/>
         </w:rPr>
-        <w:t>corners[</w:t>
-      </w:r>
-      <w:proofErr w:type="gramEnd"/>
+        <w:t xml:space="preserve"> </w:t>
+      </w:r>
+      <w:proofErr w:type="gramStart"/>
       <w:r>
         <w:rPr>
           <w:rFonts w:ascii="Consolas" w:eastAsia="Consolas" w:hAnsi="Consolas" w:cs="Consolas"/>
@@ -1541,15 +1656,9 @@
           <w:szCs w:val="17"/>
           <w:shd w:val="clear" w:color="auto" w:fill="F2F2F2"/>
         </w:rPr>
-        <w:t>(tile_diag + 1) % 3]   # == (D-2) % 3</w:t>
-      </w:r>
-    </w:p>
-    <w:p>
-      <w:pPr>
-        <w:shd w:val="clear" w:color="auto" w:fill="F2F2F2"/>
-        <w:spacing w:after="140"/>
-        <w:ind w:left="240" w:right="120"/>
-      </w:pPr>
+        <w:t>corners[</w:t>
+      </w:r>
+      <w:proofErr w:type="gramEnd"/>
       <w:r>
         <w:rPr>
           <w:rFonts w:ascii="Consolas" w:eastAsia="Consolas" w:hAnsi="Consolas" w:cs="Consolas"/>
@@ -1557,9 +1666,9 @@
           <w:szCs w:val="17"/>
           <w:shd w:val="clear" w:color="auto" w:fill="F2F2F2"/>
         </w:rPr>
-        <w:t xml:space="preserve">corner_out = </w:t>
-      </w:r>
-      <w:proofErr w:type="gramStart"/>
+        <w:t>(</w:t>
+      </w:r>
+      <w:proofErr w:type="spellStart"/>
       <w:r>
         <w:rPr>
           <w:rFonts w:ascii="Consolas" w:eastAsia="Consolas" w:hAnsi="Consolas" w:cs="Consolas"/>
@@ -1567,9 +1676,9 @@
           <w:szCs w:val="17"/>
           <w:shd w:val="clear" w:color="auto" w:fill="F2F2F2"/>
         </w:rPr>
-        <w:t>corners[</w:t>
-      </w:r>
-      <w:proofErr w:type="gramEnd"/>
+        <w:t>tile_diag</w:t>
+      </w:r>
+      <w:proofErr w:type="spellEnd"/>
       <w:r>
         <w:rPr>
           <w:rFonts w:ascii="Consolas" w:eastAsia="Consolas" w:hAnsi="Consolas" w:cs="Consolas"/>
@@ -1577,57 +1686,16 @@
           <w:szCs w:val="17"/>
           <w:shd w:val="clear" w:color="auto" w:fill="F2F2F2"/>
         </w:rPr>
-        <w:t>tile_diag % 3]</w:t>
-      </w:r>
-    </w:p>
-    <w:p>
-      <w:pPr>
-        <w:spacing w:after="160" w:line="276" w:lineRule="auto"/>
-      </w:pPr>
-      <w:r>
-        <w:t>h_d and v_d need no such rotation: each slot range is owned by exactly one tile per diagonal, and a tile reads its slots then writes them with a __</w:t>
-      </w:r>
-      <w:proofErr w:type="gramStart"/>
-      <w:r>
-        <w:t>syncthreads(</w:t>
-      </w:r>
-      <w:proofErr w:type="gramEnd"/>
-      <w:r>
-        <w:t>) in between.</w:t>
-      </w:r>
-    </w:p>
-    <w:p>
-      <w:pPr>
-        <w:pStyle w:val="Heading2"/>
-      </w:pPr>
-      <w:proofErr w:type="gramStart"/>
-      <w:r>
-        <w:rPr>
-          <w:rFonts w:eastAsiaTheme="minorEastAsia" w:hint="eastAsia"/>
-        </w:rPr>
-        <w:t>2</w:t>
-      </w:r>
-      <w:r>
-        <w:t>.4  Boundary</w:t>
-      </w:r>
-      <w:proofErr w:type="gramEnd"/>
-      <w:r>
-        <w:t xml:space="preserve"> conditions</w:t>
-      </w:r>
-    </w:p>
-    <w:p>
-      <w:pPr>
-        <w:spacing w:after="120" w:line="276" w:lineRule="auto"/>
-      </w:pPr>
-      <w:r>
-        <w:t>Edge tiles take their corner from the closed-form boundary rather than a buffer, so the first diagonal needs no seeded corners:</w:t>
+        <w:t xml:space="preserve"> + 1) % 3]   # == (D-2) % 3</w:t>
       </w:r>
     </w:p>
     <w:p>
       <w:pPr>
         <w:shd w:val="clear" w:color="auto" w:fill="F2F2F2"/>
+        <w:spacing w:after="140"/>
         <w:ind w:left="240" w:right="120"/>
       </w:pPr>
+      <w:proofErr w:type="spellStart"/>
       <w:r>
         <w:rPr>
           <w:rFonts w:ascii="Consolas" w:eastAsia="Consolas" w:hAnsi="Consolas" w:cs="Consolas"/>
@@ -1635,9 +1703,9 @@
           <w:szCs w:val="17"/>
           <w:shd w:val="clear" w:color="auto" w:fill="F2F2F2"/>
         </w:rPr>
-        <w:t>if ti == 0:    s_</w:t>
-      </w:r>
-      <w:proofErr w:type="gramStart"/>
+        <w:t>corner_out</w:t>
+      </w:r>
+      <w:proofErr w:type="spellEnd"/>
       <w:r>
         <w:rPr>
           <w:rFonts w:ascii="Consolas" w:eastAsia="Consolas" w:hAnsi="Consolas" w:cs="Consolas"/>
@@ -1645,9 +1713,9 @@
           <w:szCs w:val="17"/>
           <w:shd w:val="clear" w:color="auto" w:fill="F2F2F2"/>
         </w:rPr>
-        <w:t>dp[</w:t>
-      </w:r>
-      <w:proofErr w:type="gramEnd"/>
+        <w:t xml:space="preserve"> = </w:t>
+      </w:r>
+      <w:proofErr w:type="gramStart"/>
       <w:r>
         <w:rPr>
           <w:rFonts w:ascii="Consolas" w:eastAsia="Consolas" w:hAnsi="Consolas" w:cs="Consolas"/>
@@ -1655,9 +1723,10 @@
           <w:szCs w:val="17"/>
           <w:shd w:val="clear" w:color="auto" w:fill="F2F2F2"/>
         </w:rPr>
-        <w:t>0, 0] = (j0 - 1) * gap     # dp[</w:t>
-      </w:r>
-      <w:proofErr w:type="gramStart"/>
+        <w:t>corners[</w:t>
+      </w:r>
+      <w:proofErr w:type="spellStart"/>
+      <w:proofErr w:type="gramEnd"/>
       <w:r>
         <w:rPr>
           <w:rFonts w:ascii="Consolas" w:eastAsia="Consolas" w:hAnsi="Consolas" w:cs="Consolas"/>
@@ -1665,9 +1734,9 @@
           <w:szCs w:val="17"/>
           <w:shd w:val="clear" w:color="auto" w:fill="F2F2F2"/>
         </w:rPr>
-        <w:t>0][</w:t>
-      </w:r>
-      <w:proofErr w:type="gramEnd"/>
+        <w:t>tile_diag</w:t>
+      </w:r>
+      <w:proofErr w:type="spellEnd"/>
       <w:r>
         <w:rPr>
           <w:rFonts w:ascii="Consolas" w:eastAsia="Consolas" w:hAnsi="Consolas" w:cs="Consolas"/>
@@ -1675,7 +1744,68 @@
           <w:szCs w:val="17"/>
           <w:shd w:val="clear" w:color="auto" w:fill="F2F2F2"/>
         </w:rPr>
-        <w:t>j0-1]</w:t>
+        <w:t xml:space="preserve"> % 3]</w:t>
+      </w:r>
+    </w:p>
+    <w:p>
+      <w:pPr>
+        <w:spacing w:after="160" w:line="276" w:lineRule="auto"/>
+      </w:pPr>
+      <w:proofErr w:type="spellStart"/>
+      <w:r>
+        <w:t>h_d</w:t>
+      </w:r>
+      <w:proofErr w:type="spellEnd"/>
+      <w:r>
+        <w:t xml:space="preserve"> and </w:t>
+      </w:r>
+      <w:proofErr w:type="spellStart"/>
+      <w:r>
+        <w:t>v_d</w:t>
+      </w:r>
+      <w:proofErr w:type="spellEnd"/>
+      <w:r>
+        <w:t xml:space="preserve"> need no such rotation: each slot range is owned by exactly one tile per diagonal, and a tile reads its slots then writes them with a __</w:t>
+      </w:r>
+      <w:proofErr w:type="spellStart"/>
+      <w:proofErr w:type="gramStart"/>
+      <w:r>
+        <w:t>syncthreads</w:t>
+      </w:r>
+      <w:proofErr w:type="spellEnd"/>
+      <w:r>
+        <w:t>(</w:t>
+      </w:r>
+      <w:proofErr w:type="gramEnd"/>
+      <w:r>
+        <w:t>) in between.</w:t>
+      </w:r>
+    </w:p>
+    <w:p>
+      <w:pPr>
+        <w:pStyle w:val="Heading2"/>
+      </w:pPr>
+      <w:proofErr w:type="gramStart"/>
+      <w:r>
+        <w:rPr>
+          <w:rFonts w:eastAsiaTheme="minorEastAsia" w:hint="eastAsia"/>
+        </w:rPr>
+        <w:t>2</w:t>
+      </w:r>
+      <w:r>
+        <w:t>.4  Boundary</w:t>
+      </w:r>
+      <w:proofErr w:type="gramEnd"/>
+      <w:r>
+        <w:t xml:space="preserve"> conditions</w:t>
+      </w:r>
+    </w:p>
+    <w:p>
+      <w:pPr>
+        <w:spacing w:after="120" w:line="276" w:lineRule="auto"/>
+      </w:pPr>
+      <w:r>
+        <w:t>Edge tiles take their corner from the closed-form boundary rather than a buffer, so the first diagonal needs no seeded corners:</w:t>
       </w:r>
     </w:p>
     <w:p>
@@ -1690,9 +1820,9 @@
           <w:szCs w:val="17"/>
           <w:shd w:val="clear" w:color="auto" w:fill="F2F2F2"/>
         </w:rPr>
-        <w:t>elif tj == 0:  s_</w:t>
-      </w:r>
-      <w:proofErr w:type="gramStart"/>
+        <w:t xml:space="preserve">if </w:t>
+      </w:r>
+      <w:proofErr w:type="spellStart"/>
       <w:r>
         <w:rPr>
           <w:rFonts w:ascii="Consolas" w:eastAsia="Consolas" w:hAnsi="Consolas" w:cs="Consolas"/>
@@ -1700,9 +1830,9 @@
           <w:szCs w:val="17"/>
           <w:shd w:val="clear" w:color="auto" w:fill="F2F2F2"/>
         </w:rPr>
-        <w:t>dp[</w:t>
-      </w:r>
-      <w:proofErr w:type="gramEnd"/>
+        <w:t>ti</w:t>
+      </w:r>
+      <w:proofErr w:type="spellEnd"/>
       <w:r>
         <w:rPr>
           <w:rFonts w:ascii="Consolas" w:eastAsia="Consolas" w:hAnsi="Consolas" w:cs="Consolas"/>
@@ -1710,15 +1840,9 @@
           <w:szCs w:val="17"/>
           <w:shd w:val="clear" w:color="auto" w:fill="F2F2F2"/>
         </w:rPr>
-        <w:t>0, 0] = (i0 - 1) * gap     # dp[i0-1][0]</w:t>
-      </w:r>
-    </w:p>
-    <w:p>
-      <w:pPr>
-        <w:shd w:val="clear" w:color="auto" w:fill="F2F2F2"/>
-        <w:spacing w:after="140"/>
-        <w:ind w:left="240" w:right="120"/>
-      </w:pPr>
+        <w:t xml:space="preserve"> == 0:    </w:t>
+      </w:r>
+      <w:proofErr w:type="spellStart"/>
       <w:r>
         <w:rPr>
           <w:rFonts w:ascii="Consolas" w:eastAsia="Consolas" w:hAnsi="Consolas" w:cs="Consolas"/>
@@ -1726,7 +1850,7 @@
           <w:szCs w:val="17"/>
           <w:shd w:val="clear" w:color="auto" w:fill="F2F2F2"/>
         </w:rPr>
-        <w:t>else:          s_</w:t>
+        <w:t>s_</w:t>
       </w:r>
       <w:proofErr w:type="gramStart"/>
       <w:r>
@@ -1736,9 +1860,9 @@
           <w:szCs w:val="17"/>
           <w:shd w:val="clear" w:color="auto" w:fill="F2F2F2"/>
         </w:rPr>
-        <w:t>dp[</w:t>
-      </w:r>
-      <w:proofErr w:type="gramEnd"/>
+        <w:t>dp</w:t>
+      </w:r>
+      <w:proofErr w:type="spellEnd"/>
       <w:r>
         <w:rPr>
           <w:rFonts w:ascii="Consolas" w:eastAsia="Consolas" w:hAnsi="Consolas" w:cs="Consolas"/>
@@ -1746,9 +1870,9 @@
           <w:szCs w:val="17"/>
           <w:shd w:val="clear" w:color="auto" w:fill="F2F2F2"/>
         </w:rPr>
-        <w:t>0, 0] = corner_in_</w:t>
-      </w:r>
-      <w:proofErr w:type="gramStart"/>
+        <w:t>[</w:t>
+      </w:r>
+      <w:proofErr w:type="gramEnd"/>
       <w:r>
         <w:rPr>
           <w:rFonts w:ascii="Consolas" w:eastAsia="Consolas" w:hAnsi="Consolas" w:cs="Consolas"/>
@@ -1756,9 +1880,9 @@
           <w:szCs w:val="17"/>
           <w:shd w:val="clear" w:color="auto" w:fill="F2F2F2"/>
         </w:rPr>
-        <w:t>d[</w:t>
-      </w:r>
-      <w:proofErr w:type="gramEnd"/>
+        <w:t xml:space="preserve">0, 0] = (j0 - 1) * gap     # </w:t>
+      </w:r>
+      <w:proofErr w:type="spellStart"/>
       <w:r>
         <w:rPr>
           <w:rFonts w:ascii="Consolas" w:eastAsia="Consolas" w:hAnsi="Consolas" w:cs="Consolas"/>
@@ -1766,7 +1890,250 @@
           <w:szCs w:val="17"/>
           <w:shd w:val="clear" w:color="auto" w:fill="F2F2F2"/>
         </w:rPr>
-        <w:t>tj - 1]</w:t>
+        <w:t>dp</w:t>
+      </w:r>
+      <w:proofErr w:type="spellEnd"/>
+      <w:r>
+        <w:rPr>
+          <w:rFonts w:ascii="Consolas" w:eastAsia="Consolas" w:hAnsi="Consolas" w:cs="Consolas"/>
+          <w:sz w:val="17"/>
+          <w:szCs w:val="17"/>
+          <w:shd w:val="clear" w:color="auto" w:fill="F2F2F2"/>
+        </w:rPr>
+        <w:t>[</w:t>
+      </w:r>
+      <w:proofErr w:type="gramStart"/>
+      <w:r>
+        <w:rPr>
+          <w:rFonts w:ascii="Consolas" w:eastAsia="Consolas" w:hAnsi="Consolas" w:cs="Consolas"/>
+          <w:sz w:val="17"/>
+          <w:szCs w:val="17"/>
+          <w:shd w:val="clear" w:color="auto" w:fill="F2F2F2"/>
+        </w:rPr>
+        <w:t>0][</w:t>
+      </w:r>
+      <w:proofErr w:type="gramEnd"/>
+      <w:r>
+        <w:rPr>
+          <w:rFonts w:ascii="Consolas" w:eastAsia="Consolas" w:hAnsi="Consolas" w:cs="Consolas"/>
+          <w:sz w:val="17"/>
+          <w:szCs w:val="17"/>
+          <w:shd w:val="clear" w:color="auto" w:fill="F2F2F2"/>
+        </w:rPr>
+        <w:t>j0-1]</w:t>
+      </w:r>
+    </w:p>
+    <w:p>
+      <w:pPr>
+        <w:shd w:val="clear" w:color="auto" w:fill="F2F2F2"/>
+        <w:ind w:left="240" w:right="120"/>
+      </w:pPr>
+      <w:proofErr w:type="spellStart"/>
+      <w:r>
+        <w:rPr>
+          <w:rFonts w:ascii="Consolas" w:eastAsia="Consolas" w:hAnsi="Consolas" w:cs="Consolas"/>
+          <w:sz w:val="17"/>
+          <w:szCs w:val="17"/>
+          <w:shd w:val="clear" w:color="auto" w:fill="F2F2F2"/>
+        </w:rPr>
+        <w:t>elif</w:t>
+      </w:r>
+      <w:proofErr w:type="spellEnd"/>
+      <w:r>
+        <w:rPr>
+          <w:rFonts w:ascii="Consolas" w:eastAsia="Consolas" w:hAnsi="Consolas" w:cs="Consolas"/>
+          <w:sz w:val="17"/>
+          <w:szCs w:val="17"/>
+          <w:shd w:val="clear" w:color="auto" w:fill="F2F2F2"/>
+        </w:rPr>
+        <w:t xml:space="preserve"> </w:t>
+      </w:r>
+      <w:proofErr w:type="spellStart"/>
+      <w:r>
+        <w:rPr>
+          <w:rFonts w:ascii="Consolas" w:eastAsia="Consolas" w:hAnsi="Consolas" w:cs="Consolas"/>
+          <w:sz w:val="17"/>
+          <w:szCs w:val="17"/>
+          <w:shd w:val="clear" w:color="auto" w:fill="F2F2F2"/>
+        </w:rPr>
+        <w:t>tj</w:t>
+      </w:r>
+      <w:proofErr w:type="spellEnd"/>
+      <w:r>
+        <w:rPr>
+          <w:rFonts w:ascii="Consolas" w:eastAsia="Consolas" w:hAnsi="Consolas" w:cs="Consolas"/>
+          <w:sz w:val="17"/>
+          <w:szCs w:val="17"/>
+          <w:shd w:val="clear" w:color="auto" w:fill="F2F2F2"/>
+        </w:rPr>
+        <w:t xml:space="preserve"> == 0:  </w:t>
+      </w:r>
+      <w:proofErr w:type="spellStart"/>
+      <w:r>
+        <w:rPr>
+          <w:rFonts w:ascii="Consolas" w:eastAsia="Consolas" w:hAnsi="Consolas" w:cs="Consolas"/>
+          <w:sz w:val="17"/>
+          <w:szCs w:val="17"/>
+          <w:shd w:val="clear" w:color="auto" w:fill="F2F2F2"/>
+        </w:rPr>
+        <w:t>s_</w:t>
+      </w:r>
+      <w:proofErr w:type="gramStart"/>
+      <w:r>
+        <w:rPr>
+          <w:rFonts w:ascii="Consolas" w:eastAsia="Consolas" w:hAnsi="Consolas" w:cs="Consolas"/>
+          <w:sz w:val="17"/>
+          <w:szCs w:val="17"/>
+          <w:shd w:val="clear" w:color="auto" w:fill="F2F2F2"/>
+        </w:rPr>
+        <w:t>dp</w:t>
+      </w:r>
+      <w:proofErr w:type="spellEnd"/>
+      <w:r>
+        <w:rPr>
+          <w:rFonts w:ascii="Consolas" w:eastAsia="Consolas" w:hAnsi="Consolas" w:cs="Consolas"/>
+          <w:sz w:val="17"/>
+          <w:szCs w:val="17"/>
+          <w:shd w:val="clear" w:color="auto" w:fill="F2F2F2"/>
+        </w:rPr>
+        <w:t>[</w:t>
+      </w:r>
+      <w:proofErr w:type="gramEnd"/>
+      <w:r>
+        <w:rPr>
+          <w:rFonts w:ascii="Consolas" w:eastAsia="Consolas" w:hAnsi="Consolas" w:cs="Consolas"/>
+          <w:sz w:val="17"/>
+          <w:szCs w:val="17"/>
+          <w:shd w:val="clear" w:color="auto" w:fill="F2F2F2"/>
+        </w:rPr>
+        <w:t xml:space="preserve">0, 0] = (i0 - 1) * gap     # </w:t>
+      </w:r>
+      <w:proofErr w:type="spellStart"/>
+      <w:r>
+        <w:rPr>
+          <w:rFonts w:ascii="Consolas" w:eastAsia="Consolas" w:hAnsi="Consolas" w:cs="Consolas"/>
+          <w:sz w:val="17"/>
+          <w:szCs w:val="17"/>
+          <w:shd w:val="clear" w:color="auto" w:fill="F2F2F2"/>
+        </w:rPr>
+        <w:t>dp</w:t>
+      </w:r>
+      <w:proofErr w:type="spellEnd"/>
+      <w:r>
+        <w:rPr>
+          <w:rFonts w:ascii="Consolas" w:eastAsia="Consolas" w:hAnsi="Consolas" w:cs="Consolas"/>
+          <w:sz w:val="17"/>
+          <w:szCs w:val="17"/>
+          <w:shd w:val="clear" w:color="auto" w:fill="F2F2F2"/>
+        </w:rPr>
+        <w:t>[i0-1][0]</w:t>
+      </w:r>
+    </w:p>
+    <w:p>
+      <w:pPr>
+        <w:shd w:val="clear" w:color="auto" w:fill="F2F2F2"/>
+        <w:spacing w:after="140"/>
+        <w:ind w:left="240" w:right="120"/>
+      </w:pPr>
+      <w:r>
+        <w:rPr>
+          <w:rFonts w:ascii="Consolas" w:eastAsia="Consolas" w:hAnsi="Consolas" w:cs="Consolas"/>
+          <w:sz w:val="17"/>
+          <w:szCs w:val="17"/>
+          <w:shd w:val="clear" w:color="auto" w:fill="F2F2F2"/>
+        </w:rPr>
+        <w:t xml:space="preserve">else:          </w:t>
+      </w:r>
+      <w:proofErr w:type="spellStart"/>
+      <w:r>
+        <w:rPr>
+          <w:rFonts w:ascii="Consolas" w:eastAsia="Consolas" w:hAnsi="Consolas" w:cs="Consolas"/>
+          <w:sz w:val="17"/>
+          <w:szCs w:val="17"/>
+          <w:shd w:val="clear" w:color="auto" w:fill="F2F2F2"/>
+        </w:rPr>
+        <w:t>s_</w:t>
+      </w:r>
+      <w:proofErr w:type="gramStart"/>
+      <w:r>
+        <w:rPr>
+          <w:rFonts w:ascii="Consolas" w:eastAsia="Consolas" w:hAnsi="Consolas" w:cs="Consolas"/>
+          <w:sz w:val="17"/>
+          <w:szCs w:val="17"/>
+          <w:shd w:val="clear" w:color="auto" w:fill="F2F2F2"/>
+        </w:rPr>
+        <w:t>dp</w:t>
+      </w:r>
+      <w:proofErr w:type="spellEnd"/>
+      <w:r>
+        <w:rPr>
+          <w:rFonts w:ascii="Consolas" w:eastAsia="Consolas" w:hAnsi="Consolas" w:cs="Consolas"/>
+          <w:sz w:val="17"/>
+          <w:szCs w:val="17"/>
+          <w:shd w:val="clear" w:color="auto" w:fill="F2F2F2"/>
+        </w:rPr>
+        <w:t>[</w:t>
+      </w:r>
+      <w:proofErr w:type="gramEnd"/>
+      <w:r>
+        <w:rPr>
+          <w:rFonts w:ascii="Consolas" w:eastAsia="Consolas" w:hAnsi="Consolas" w:cs="Consolas"/>
+          <w:sz w:val="17"/>
+          <w:szCs w:val="17"/>
+          <w:shd w:val="clear" w:color="auto" w:fill="F2F2F2"/>
+        </w:rPr>
+        <w:t xml:space="preserve">0, 0] = </w:t>
+      </w:r>
+      <w:proofErr w:type="spellStart"/>
+      <w:r>
+        <w:rPr>
+          <w:rFonts w:ascii="Consolas" w:eastAsia="Consolas" w:hAnsi="Consolas" w:cs="Consolas"/>
+          <w:sz w:val="17"/>
+          <w:szCs w:val="17"/>
+          <w:shd w:val="clear" w:color="auto" w:fill="F2F2F2"/>
+        </w:rPr>
+        <w:t>corner_in_</w:t>
+      </w:r>
+      <w:proofErr w:type="gramStart"/>
+      <w:r>
+        <w:rPr>
+          <w:rFonts w:ascii="Consolas" w:eastAsia="Consolas" w:hAnsi="Consolas" w:cs="Consolas"/>
+          <w:sz w:val="17"/>
+          <w:szCs w:val="17"/>
+          <w:shd w:val="clear" w:color="auto" w:fill="F2F2F2"/>
+        </w:rPr>
+        <w:t>d</w:t>
+      </w:r>
+      <w:proofErr w:type="spellEnd"/>
+      <w:r>
+        <w:rPr>
+          <w:rFonts w:ascii="Consolas" w:eastAsia="Consolas" w:hAnsi="Consolas" w:cs="Consolas"/>
+          <w:sz w:val="17"/>
+          <w:szCs w:val="17"/>
+          <w:shd w:val="clear" w:color="auto" w:fill="F2F2F2"/>
+        </w:rPr>
+        <w:t>[</w:t>
+      </w:r>
+      <w:proofErr w:type="spellStart"/>
+      <w:proofErr w:type="gramEnd"/>
+      <w:r>
+        <w:rPr>
+          <w:rFonts w:ascii="Consolas" w:eastAsia="Consolas" w:hAnsi="Consolas" w:cs="Consolas"/>
+          <w:sz w:val="17"/>
+          <w:szCs w:val="17"/>
+          <w:shd w:val="clear" w:color="auto" w:fill="F2F2F2"/>
+        </w:rPr>
+        <w:t>tj</w:t>
+      </w:r>
+      <w:proofErr w:type="spellEnd"/>
+      <w:r>
+        <w:rPr>
+          <w:rFonts w:ascii="Consolas" w:eastAsia="Consolas" w:hAnsi="Consolas" w:cs="Consolas"/>
+          <w:sz w:val="17"/>
+          <w:szCs w:val="17"/>
+          <w:shd w:val="clear" w:color="auto" w:fill="F2F2F2"/>
+        </w:rPr>
+        <w:t xml:space="preserve"> - 1]</w:t>
       </w:r>
     </w:p>
     <w:p>
@@ -1792,9 +2159,14 @@
       <w:r>
         <w:t>32, m − j0 + 1); both are block-uniform, so the early return and every __</w:t>
       </w:r>
+      <w:proofErr w:type="spellStart"/>
       <w:proofErr w:type="gramStart"/>
       <w:r>
-        <w:t>syncthreads(</w:t>
+        <w:t>syncthreads</w:t>
+      </w:r>
+      <w:proofErr w:type="spellEnd"/>
+      <w:r>
+        <w:t>(</w:t>
       </w:r>
       <w:proofErr w:type="gramEnd"/>
       <w:r>
@@ -1818,6 +2190,16 @@
     </w:p>
     <w:p>
       <w:pPr>
+        <w:spacing w:after="160" w:line="276" w:lineRule="auto"/>
+      </w:pPr>
+    </w:p>
+    <w:p>
+      <w:pPr>
+        <w:spacing w:after="160" w:line="276" w:lineRule="auto"/>
+      </w:pPr>
+    </w:p>
+    <w:p>
+      <w:pPr>
         <w:pStyle w:val="Heading2"/>
       </w:pPr>
       <w:proofErr w:type="gramStart"/>
@@ -1825,6 +2207,7 @@
         <w:rPr>
           <w:rFonts w:eastAsiaTheme="minorEastAsia" w:hint="eastAsia"/>
         </w:rPr>
+        <w:lastRenderedPageBreak/>
         <w:t>2</w:t>
       </w:r>
       <w:r>
@@ -1884,7 +2267,6 @@
                 <w:sz w:val="18"/>
                 <w:szCs w:val="18"/>
               </w:rPr>
-              <w:lastRenderedPageBreak/>
               <w:t>Change</w:t>
             </w:r>
           </w:p>
@@ -1960,6 +2342,7 @@
             <w:pPr>
               <w:spacing w:line="252" w:lineRule="auto"/>
             </w:pPr>
+            <w:proofErr w:type="spellStart"/>
             <w:r>
               <w:rPr>
                 <w:rFonts w:ascii="Consolas" w:eastAsia="Consolas" w:hAnsi="Consolas" w:cs="Consolas"/>
@@ -1969,6 +2352,7 @@
               </w:rPr>
               <w:t>encode_sequence</w:t>
             </w:r>
+            <w:proofErr w:type="spellEnd"/>
           </w:p>
         </w:tc>
         <w:tc>
@@ -2038,6 +2422,7 @@
             <w:pPr>
               <w:spacing w:line="252" w:lineRule="auto"/>
             </w:pPr>
+            <w:proofErr w:type="spellStart"/>
             <w:r>
               <w:rPr>
                 <w:rFonts w:ascii="Consolas" w:eastAsia="Consolas" w:hAnsi="Consolas" w:cs="Consolas"/>
@@ -2047,6 +2432,7 @@
               </w:rPr>
               <w:t>load_chunk_as_codes</w:t>
             </w:r>
+            <w:proofErr w:type="spellEnd"/>
           </w:p>
         </w:tc>
         <w:tc>
@@ -2096,8 +2482,18 @@
                 <w:sz w:val="18"/>
                 <w:szCs w:val="18"/>
               </w:rPr>
-              <w:t>Loads .npy</w:t>
-            </w:r>
+              <w:t>Loads .</w:t>
+            </w:r>
+            <w:proofErr w:type="spellStart"/>
+            <w:r>
+              <w:rPr>
+                <w:color w:val="000000"/>
+                <w:sz w:val="18"/>
+                <w:szCs w:val="18"/>
+              </w:rPr>
+              <w:t>npy</w:t>
+            </w:r>
+            <w:proofErr w:type="spellEnd"/>
             <w:proofErr w:type="gramEnd"/>
             <w:r>
               <w:rPr>
@@ -2105,7 +2501,25 @@
                 <w:sz w:val="18"/>
                 <w:szCs w:val="18"/>
               </w:rPr>
-              <w:t xml:space="preserve"> straight to int8 codes; mmap for the read</w:t>
+              <w:t xml:space="preserve"> straight to int8 codes; </w:t>
+            </w:r>
+            <w:proofErr w:type="spellStart"/>
+            <w:r>
+              <w:rPr>
+                <w:color w:val="000000"/>
+                <w:sz w:val="18"/>
+                <w:szCs w:val="18"/>
+              </w:rPr>
+              <w:t>mmap</w:t>
+            </w:r>
+            <w:proofErr w:type="spellEnd"/>
+            <w:r>
+              <w:rPr>
+                <w:color w:val="000000"/>
+                <w:sz w:val="18"/>
+                <w:szCs w:val="18"/>
+              </w:rPr>
+              <w:t xml:space="preserve"> for the read</w:t>
             </w:r>
           </w:p>
         </w:tc>
@@ -2126,6 +2540,7 @@
             <w:pPr>
               <w:spacing w:line="252" w:lineRule="auto"/>
             </w:pPr>
+            <w:proofErr w:type="spellStart"/>
             <w:r>
               <w:rPr>
                 <w:rFonts w:ascii="Consolas" w:eastAsia="Consolas" w:hAnsi="Consolas" w:cs="Consolas"/>
@@ -2135,6 +2550,7 @@
               </w:rPr>
               <w:t>dp_init</w:t>
             </w:r>
+            <w:proofErr w:type="spellEnd"/>
           </w:p>
         </w:tc>
         <w:tc>
@@ -2204,6 +2620,7 @@
             <w:pPr>
               <w:spacing w:line="252" w:lineRule="auto"/>
             </w:pPr>
+            <w:proofErr w:type="spellStart"/>
             <w:r>
               <w:rPr>
                 <w:rFonts w:ascii="Consolas" w:eastAsia="Consolas" w:hAnsi="Consolas" w:cs="Consolas"/>
@@ -2213,6 +2630,7 @@
               </w:rPr>
               <w:t>check_device_capacity</w:t>
             </w:r>
+            <w:proofErr w:type="spellEnd"/>
           </w:p>
         </w:tc>
         <w:tc>
@@ -2282,6 +2700,7 @@
             <w:pPr>
               <w:spacing w:line="252" w:lineRule="auto"/>
             </w:pPr>
+            <w:proofErr w:type="spellStart"/>
             <w:r>
               <w:rPr>
                 <w:rFonts w:ascii="Consolas" w:eastAsia="Consolas" w:hAnsi="Consolas" w:cs="Consolas"/>
@@ -2291,6 +2710,7 @@
               </w:rPr>
               <w:t>DeviceMemoryTooSmall</w:t>
             </w:r>
+            <w:proofErr w:type="spellEnd"/>
           </w:p>
         </w:tc>
         <w:tc>
@@ -2354,8 +2774,21 @@
       <w:pPr>
         <w:spacing w:after="160" w:line="276" w:lineRule="auto"/>
       </w:pPr>
-      <w:r>
-        <w:t>Dask parsing now submits load_chunk_as_codes rather than the string loader, so a parsed chunk crosses the wire as 1 MB of int8 instead of a 1M-character string object.</w:t>
+      <w:proofErr w:type="spellStart"/>
+      <w:r>
+        <w:t>Dask</w:t>
+      </w:r>
+      <w:proofErr w:type="spellEnd"/>
+      <w:r>
+        <w:t xml:space="preserve"> parsing now submits </w:t>
+      </w:r>
+      <w:proofErr w:type="spellStart"/>
+      <w:r>
+        <w:t>load_chunk_as_codes</w:t>
+      </w:r>
+      <w:proofErr w:type="spellEnd"/>
+      <w:r>
+        <w:t xml:space="preserve"> rather than the string loader, so a parsed chunk crosses the wire as 1 MB of int8 instead of a 1M-character string object.</w:t>
       </w:r>
     </w:p>
     <w:p>
@@ -2774,7 +3207,23 @@
         <w:spacing w:after="160" w:line="276" w:lineRule="auto"/>
       </w:pPr>
       <w:r>
-        <w:t>Both full-matrix modes pass through _guard_full_matrix, which raises DeviceMemoryTooSmall before any allocation. The TUI runs the same check as a pre-flight and aborts with an actionable status line rather than starting work it cannot finish.</w:t>
+        <w:t>Both full-matrix modes pass through _</w:t>
+      </w:r>
+      <w:proofErr w:type="spellStart"/>
+      <w:r>
+        <w:t>guard_full_matrix</w:t>
+      </w:r>
+      <w:proofErr w:type="spellEnd"/>
+      <w:r>
+        <w:t xml:space="preserve">, which raises </w:t>
+      </w:r>
+      <w:proofErr w:type="spellStart"/>
+      <w:r>
+        <w:t>DeviceMemoryTooSmall</w:t>
+      </w:r>
+      <w:proofErr w:type="spellEnd"/>
+      <w:r>
+        <w:t xml:space="preserve"> before any allocation. The TUI runs the same check as a pre-flight and aborts with an actionable status line rather than starting work it cannot finish.</w:t>
       </w:r>
     </w:p>
     <w:p>
@@ -2796,7 +3245,15 @@
         <w:spacing w:after="120" w:line="276" w:lineRule="auto"/>
       </w:pPr>
       <w:r>
-        <w:t>No CUDA device or numba installation was available in the build environment, so the kernel was validated by emulation rather than execution.</w:t>
+        <w:t xml:space="preserve">No CUDA device or </w:t>
+      </w:r>
+      <w:proofErr w:type="spellStart"/>
+      <w:r>
+        <w:t>numba</w:t>
+      </w:r>
+      <w:proofErr w:type="spellEnd"/>
+      <w:r>
+        <w:t xml:space="preserve"> installation was available in the build environment, so the kernel was validated by emulation rather than execution.</w:t>
       </w:r>
     </w:p>
     <w:p>
@@ -2814,20 +3271,32 @@
         <w:spacing w:after="120" w:line="276" w:lineRule="auto"/>
       </w:pPr>
       <w:r>
-        <w:t xml:space="preserve">A CPU emulator imports the real nw_tiled_banded_kernel from GPUalgorithm.py and runs it under 32 Python threads per block, with a </w:t>
-      </w:r>
+        <w:t xml:space="preserve">A CPU emulator imports the real </w:t>
+      </w:r>
+      <w:proofErr w:type="spellStart"/>
+      <w:r>
+        <w:t>nw_tiled_banded_kernel</w:t>
+      </w:r>
+      <w:proofErr w:type="spellEnd"/>
+      <w:r>
+        <w:t xml:space="preserve"> from GPUalgorithm.py and runs it under 32 Python threads per block, with a </w:t>
+      </w:r>
+      <w:proofErr w:type="spellStart"/>
       <w:proofErr w:type="gramStart"/>
       <w:r>
         <w:t>threading.Barrier</w:t>
       </w:r>
+      <w:proofErr w:type="spellEnd"/>
       <w:proofErr w:type="gramEnd"/>
       <w:r>
         <w:t xml:space="preserve"> standing in for </w:t>
       </w:r>
+      <w:proofErr w:type="spellStart"/>
       <w:proofErr w:type="gramStart"/>
       <w:r>
         <w:t>cuda.syncthreads</w:t>
       </w:r>
+      <w:proofErr w:type="spellEnd"/>
       <w:proofErr w:type="gramEnd"/>
       <w:r>
         <w:t>() and per-block shared arrays. The kernel body, the host launch schedule and the corner rotation are all exercised as written — nothing is reimplemented for the test.</w:t>
@@ -3049,7 +3518,25 @@
                 <w:sz w:val="18"/>
                 <w:szCs w:val="18"/>
               </w:rPr>
-              <w:t>Full-matrix tiled kernel after dp_init vectorisation</w:t>
+              <w:t xml:space="preserve">Full-matrix tiled kernel after </w:t>
+            </w:r>
+            <w:proofErr w:type="spellStart"/>
+            <w:r>
+              <w:rPr>
+                <w:color w:val="000000"/>
+                <w:sz w:val="18"/>
+                <w:szCs w:val="18"/>
+              </w:rPr>
+              <w:t>dp_init</w:t>
+            </w:r>
+            <w:proofErr w:type="spellEnd"/>
+            <w:r>
+              <w:rPr>
+                <w:color w:val="000000"/>
+                <w:sz w:val="18"/>
+                <w:szCs w:val="18"/>
+              </w:rPr>
+              <w:t xml:space="preserve"> vectorisation</w:t>
             </w:r>
           </w:p>
         </w:tc>
@@ -3147,13 +3634,23 @@
             <w:pPr>
               <w:spacing w:line="252" w:lineRule="auto"/>
             </w:pPr>
-            <w:r>
-              <w:rPr>
-                <w:color w:val="000000"/>
-                <w:sz w:val="18"/>
-                <w:szCs w:val="18"/>
-              </w:rPr>
-              <w:t>encode_sequence vs per-character version</w:t>
+            <w:proofErr w:type="spellStart"/>
+            <w:r>
+              <w:rPr>
+                <w:color w:val="000000"/>
+                <w:sz w:val="18"/>
+                <w:szCs w:val="18"/>
+              </w:rPr>
+              <w:t>encode_sequence</w:t>
+            </w:r>
+            <w:proofErr w:type="spellEnd"/>
+            <w:r>
+              <w:rPr>
+                <w:color w:val="000000"/>
+                <w:sz w:val="18"/>
+                <w:szCs w:val="18"/>
+              </w:rPr>
+              <w:t xml:space="preserve"> vs per-character version</w:t>
             </w:r>
           </w:p>
         </w:tc>
@@ -3199,14 +3696,34 @@
             <w:pPr>
               <w:spacing w:line="252" w:lineRule="auto"/>
             </w:pPr>
-            <w:r>
-              <w:rPr>
-                <w:color w:val="000000"/>
-                <w:sz w:val="18"/>
-                <w:szCs w:val="18"/>
-              </w:rPr>
-              <w:t>load_chunk_as_codes across u8 / i32 / S / U dtypes</w:t>
-            </w:r>
+            <w:proofErr w:type="spellStart"/>
+            <w:r>
+              <w:rPr>
+                <w:color w:val="000000"/>
+                <w:sz w:val="18"/>
+                <w:szCs w:val="18"/>
+              </w:rPr>
+              <w:t>load_chunk_as_codes</w:t>
+            </w:r>
+            <w:proofErr w:type="spellEnd"/>
+            <w:r>
+              <w:rPr>
+                <w:color w:val="000000"/>
+                <w:sz w:val="18"/>
+                <w:szCs w:val="18"/>
+              </w:rPr>
+              <w:t xml:space="preserve"> across u8 / i32 / S / U </w:t>
+            </w:r>
+            <w:proofErr w:type="spellStart"/>
+            <w:r>
+              <w:rPr>
+                <w:color w:val="000000"/>
+                <w:sz w:val="18"/>
+                <w:szCs w:val="18"/>
+              </w:rPr>
+              <w:t>dtypes</w:t>
+            </w:r>
+            <w:proofErr w:type="spellEnd"/>
           </w:p>
         </w:tc>
         <w:tc>
@@ -3251,13 +3768,23 @@
             <w:pPr>
               <w:spacing w:line="252" w:lineRule="auto"/>
             </w:pPr>
-            <w:r>
-              <w:rPr>
-                <w:color w:val="000000"/>
-                <w:sz w:val="18"/>
-                <w:szCs w:val="18"/>
-              </w:rPr>
-              <w:t>Dask balance and worker pinning</w:t>
+            <w:proofErr w:type="spellStart"/>
+            <w:r>
+              <w:rPr>
+                <w:color w:val="000000"/>
+                <w:sz w:val="18"/>
+                <w:szCs w:val="18"/>
+              </w:rPr>
+              <w:t>Dask</w:t>
+            </w:r>
+            <w:proofErr w:type="spellEnd"/>
+            <w:r>
+              <w:rPr>
+                <w:color w:val="000000"/>
+                <w:sz w:val="18"/>
+                <w:szCs w:val="18"/>
+              </w:rPr>
+              <w:t xml:space="preserve"> balance and worker pinning</w:t>
             </w:r>
           </w:p>
         </w:tc>
@@ -3311,12 +3838,25 @@
         <w:spacing w:after="120" w:line="276" w:lineRule="auto"/>
       </w:pPr>
       <w:r>
-        <w:t>Emulation validates the algorithm, not Numba's CUDA typing — the distinction that caused the earlier cuda.</w:t>
+        <w:t xml:space="preserve">Emulation validates the algorithm, not </w:t>
+      </w:r>
+      <w:proofErr w:type="spellStart"/>
+      <w:r>
+        <w:t>Numba's</w:t>
+      </w:r>
+      <w:proofErr w:type="spellEnd"/>
+      <w:r>
+        <w:t xml:space="preserve"> CUDA typing — the distinction that caused the earlier </w:t>
+      </w:r>
+      <w:proofErr w:type="spellStart"/>
+      <w:r>
+        <w:t>cuda.</w:t>
       </w:r>
       <w:proofErr w:type="gramStart"/>
       <w:r>
         <w:t>shared.array</w:t>
       </w:r>
+      <w:proofErr w:type="spellEnd"/>
       <w:proofErr w:type="gramEnd"/>
       <w:r>
         <w:t xml:space="preserve"> failure. The banded kernel uses the same constructs as the tiled kernel that has already compiled on the target machine, and SHARED_KERNEL_FALLBACK remains in </w:t>
